--- a/hin/docx/55.content.docx
+++ b/hin/docx/55.content.docx
@@ -19,7 +19,7 @@
         <w:rPr>
           <w:lang w:val="hi_IN" w:bidi="hi_IN"/>
         </w:rPr>
-        <w:t>Resource: अध्ययन नोट्स - पुस्तक परिचय (टिंडेल)</w:t>
+        <w:t>Resource: Tyndale Open Study Notes</w:t>
       </w:r>
       <w:r>
         <w:rPr>
@@ -112,7 +112,7 @@
         <w:rPr>
           <w:lang w:val="hi_IN" w:bidi="hi_IN"/>
         </w:rPr>
-        <w:t>अध्ययन नोट्स - पुस्तक परिचय (टिंडेल)</w:t>
+        <w:t>Tyndale Open Study Notes</w:t>
       </w:r>
     </w:p>
     <w:p>

--- a/hin/docx/55.content.docx
+++ b/hin/docx/55.content.docx
@@ -19,7 +19,7 @@
         <w:rPr>
           <w:lang w:val="hi_IN" w:bidi="hi_IN"/>
         </w:rPr>
-        <w:t>Resource: Tyndale Open Study Notes</w:t>
+        <w:t>Resource: Aquifer Open Study Notes (Book Intros)</w:t>
       </w:r>
       <w:r>
         <w:rPr>
@@ -112,7 +112,7 @@
         <w:rPr>
           <w:lang w:val="hi_IN" w:bidi="hi_IN"/>
         </w:rPr>
-        <w:t>Tyndale Open Study Notes</w:t>
+        <w:t>Aquifer Open Study Notes (Book Intros)</w:t>
       </w:r>
     </w:p>
     <w:p>

--- a/hin/docx/55.content.docx
+++ b/hin/docx/55.content.docx
@@ -233,18 +233,12 @@
         </w:rPr>
         <w:t xml:space="preserve">रोमी बन्दीगृह में रहते हुए, पौलुस ने समझ लिया कि उनकी दौड़ का अन्त आ पहुँचा है। उनका जीवन, जो यीशु मसीह की मृत्यु और पुनरुत्थान के आदर्श पर आधारित था, अपने समापन के निकट थे। इसलिए, पौलुस ने अपने प्रतिनिधि तीमुथियुस को अपना काम आगे बढ़ाने के लिये नियुक्त किया। जब पौलुस की मृत्यु रोमियों के हाथों हुई, तब यह पत्र मूल रूप से उनकी स्मृति-लेख बन गया (देखें </w:t>
       </w:r>
-      <w:hyperlink r:id="rId13">
-        <w:r>
-          <w:rPr>
-            <w:lang w:val="hi_IN" w:bidi="hi_IN"/>
-          </w:rPr>
-          <w:rPr>
-            <w:color w:val="0000EE"/>
-            <w:u w:val="single"/>
-          </w:rPr>
-          <w:t>4:7–8</w:t>
-        </w:r>
-      </w:hyperlink>
+      <w:r>
+        <w:rPr>
+          <w:lang w:val="hi_IN" w:bidi="hi_IN"/>
+        </w:rPr>
+        <w:t>4:7–8</w:t>
+      </w:r>
       <w:r>
         <w:rPr>
           <w:lang w:val="hi_IN" w:bidi="hi_IN"/>
@@ -276,198 +270,132 @@
         </w:rPr>
         <w:t>पौलुस के परिवर्तन (</w:t>
       </w:r>
-      <w:hyperlink r:id="rId14">
-        <w:r>
-          <w:rPr>
-            <w:lang w:val="hi_IN" w:bidi="hi_IN"/>
-          </w:rPr>
-          <w:rPr>
-            <w:color w:val="0000EE"/>
-            <w:u w:val="single"/>
-          </w:rPr>
-          <w:t>प्रेरि 9:1–19</w:t>
-        </w:r>
-      </w:hyperlink>
+      <w:r>
+        <w:rPr>
+          <w:lang w:val="hi_IN" w:bidi="hi_IN"/>
+        </w:rPr>
+        <w:t>प्रेरि 9:1–19</w:t>
+      </w:r>
       <w:r>
         <w:rPr>
           <w:lang w:val="hi_IN" w:bidi="hi_IN"/>
         </w:rPr>
         <w:t>) के बाद, एक प्रेरित के रूप में उनका कार्य यरूशलेम से लेकर पश्चिम में इतालिया तक फैला (</w:t>
       </w:r>
-      <w:hyperlink r:id="rId15">
-        <w:r>
-          <w:rPr>
-            <w:lang w:val="hi_IN" w:bidi="hi_IN"/>
-          </w:rPr>
-          <w:rPr>
-            <w:color w:val="0000EE"/>
-            <w:u w:val="single"/>
-          </w:rPr>
-          <w:t>प्रेरि 28:30–31</w:t>
-        </w:r>
-      </w:hyperlink>
+      <w:r>
+        <w:rPr>
+          <w:lang w:val="hi_IN" w:bidi="hi_IN"/>
+        </w:rPr>
+        <w:t>प्रेरि 28:30–31</w:t>
+      </w:r>
       <w:r>
         <w:rPr>
           <w:lang w:val="hi_IN" w:bidi="hi_IN"/>
         </w:rPr>
         <w:t xml:space="preserve">; </w:t>
       </w:r>
-      <w:hyperlink r:id="rId16">
-        <w:r>
-          <w:rPr>
-            <w:lang w:val="hi_IN" w:bidi="hi_IN"/>
-          </w:rPr>
-          <w:rPr>
-            <w:color w:val="0000EE"/>
-            <w:u w:val="single"/>
-          </w:rPr>
-          <w:t>रोम 15:19</w:t>
-        </w:r>
-      </w:hyperlink>
+      <w:r>
+        <w:rPr>
+          <w:lang w:val="hi_IN" w:bidi="hi_IN"/>
+        </w:rPr>
+        <w:t>रोम 15:19</w:t>
+      </w:r>
       <w:r>
         <w:rPr>
           <w:lang w:val="hi_IN" w:bidi="hi_IN"/>
         </w:rPr>
         <w:t>), जिसमें एशिया का उपद्वीप (अनातोलिया प्रायद्वीप) और विशेष रूप से इफिसुस में पर्याप्त समय शामिल था (</w:t>
       </w:r>
-      <w:hyperlink r:id="rId17">
-        <w:r>
-          <w:rPr>
-            <w:lang w:val="hi_IN" w:bidi="hi_IN"/>
-          </w:rPr>
-          <w:rPr>
-            <w:color w:val="0000EE"/>
-            <w:u w:val="single"/>
-          </w:rPr>
-          <w:t>प्रेरि 19:1–20:1</w:t>
-        </w:r>
-      </w:hyperlink>
+      <w:r>
+        <w:rPr>
+          <w:lang w:val="hi_IN" w:bidi="hi_IN"/>
+        </w:rPr>
+        <w:t>प्रेरि 19:1–20:1</w:t>
+      </w:r>
       <w:r>
         <w:rPr>
           <w:lang w:val="hi_IN" w:bidi="hi_IN"/>
         </w:rPr>
         <w:t xml:space="preserve">; </w:t>
       </w:r>
-      <w:hyperlink r:id="rId18">
-        <w:r>
-          <w:rPr>
-            <w:lang w:val="hi_IN" w:bidi="hi_IN"/>
-          </w:rPr>
-          <w:rPr>
-            <w:color w:val="0000EE"/>
-            <w:u w:val="single"/>
-          </w:rPr>
-          <w:t>20:31</w:t>
-        </w:r>
-      </w:hyperlink>
+      <w:r>
+        <w:rPr>
+          <w:lang w:val="hi_IN" w:bidi="hi_IN"/>
+        </w:rPr>
+        <w:t>20:31</w:t>
+      </w:r>
       <w:r>
         <w:rPr>
           <w:lang w:val="hi_IN" w:bidi="hi_IN"/>
         </w:rPr>
         <w:t>)। यह अवधि समाप्त हुई जब पौलुस को यरूशलेम में पकड़ लिया गया (</w:t>
       </w:r>
-      <w:hyperlink r:id="rId19">
-        <w:r>
-          <w:rPr>
-            <w:lang w:val="hi_IN" w:bidi="hi_IN"/>
-          </w:rPr>
-          <w:rPr>
-            <w:color w:val="0000EE"/>
-            <w:u w:val="single"/>
-          </w:rPr>
-          <w:t>प्रेरि 21:27–36</w:t>
-        </w:r>
-      </w:hyperlink>
+      <w:r>
+        <w:rPr>
+          <w:lang w:val="hi_IN" w:bidi="hi_IN"/>
+        </w:rPr>
+        <w:t>प्रेरि 21:27–36</w:t>
+      </w:r>
       <w:r>
         <w:rPr>
           <w:lang w:val="hi_IN" w:bidi="hi_IN"/>
         </w:rPr>
         <w:t>), कैसरिया में बन्द में रखा गया (</w:t>
       </w:r>
-      <w:hyperlink r:id="rId20">
-        <w:r>
-          <w:rPr>
-            <w:lang w:val="hi_IN" w:bidi="hi_IN"/>
-          </w:rPr>
-          <w:rPr>
-            <w:color w:val="0000EE"/>
-            <w:u w:val="single"/>
-          </w:rPr>
-          <w:t>प्रेरि 23:23–26:32</w:t>
-        </w:r>
-      </w:hyperlink>
+      <w:r>
+        <w:rPr>
+          <w:lang w:val="hi_IN" w:bidi="hi_IN"/>
+        </w:rPr>
+        <w:t>प्रेरि 23:23–26:32</w:t>
+      </w:r>
       <w:r>
         <w:rPr>
           <w:lang w:val="hi_IN" w:bidi="hi_IN"/>
         </w:rPr>
         <w:t>), और रोम में कैद किया गया (</w:t>
       </w:r>
-      <w:hyperlink r:id="rId21">
-        <w:r>
-          <w:rPr>
-            <w:lang w:val="hi_IN" w:bidi="hi_IN"/>
-          </w:rPr>
-          <w:rPr>
-            <w:color w:val="0000EE"/>
-            <w:u w:val="single"/>
-          </w:rPr>
-          <w:t>प्रेरि 28:16–31</w:t>
-        </w:r>
-      </w:hyperlink>
+      <w:r>
+        <w:rPr>
+          <w:lang w:val="hi_IN" w:bidi="hi_IN"/>
+        </w:rPr>
+        <w:t>प्रेरि 28:16–31</w:t>
+      </w:r>
       <w:r>
         <w:rPr>
           <w:lang w:val="hi_IN" w:bidi="hi_IN"/>
         </w:rPr>
         <w:t>)। पौलुस को अन्ततः रिहा कर दिया गया, और उन्होंने आगे की सेवकाई में भाग लिया। उन्होंने इस समय के दौरान 1 तीमुथियुस और तीतुस लिखा। इसके बाद उन्हें फिर से पकड़ लिया गया और रोम में दूसरी बार कैद किया गया (</w:t>
       </w:r>
-      <w:hyperlink r:id="rId22">
-        <w:r>
-          <w:rPr>
-            <w:lang w:val="hi_IN" w:bidi="hi_IN"/>
-          </w:rPr>
-          <w:rPr>
-            <w:color w:val="0000EE"/>
-            <w:u w:val="single"/>
-          </w:rPr>
-          <w:t>1:8</w:t>
-        </w:r>
-      </w:hyperlink>
+      <w:r>
+        <w:rPr>
+          <w:lang w:val="hi_IN" w:bidi="hi_IN"/>
+        </w:rPr>
+        <w:t>1:8</w:t>
+      </w:r>
       <w:r>
         <w:rPr>
           <w:lang w:val="hi_IN" w:bidi="hi_IN"/>
         </w:rPr>
         <w:t xml:space="preserve">, </w:t>
       </w:r>
-      <w:hyperlink r:id="rId23">
-        <w:r>
-          <w:rPr>
-            <w:lang w:val="hi_IN" w:bidi="hi_IN"/>
-          </w:rPr>
-          <w:rPr>
-            <w:color w:val="0000EE"/>
-            <w:u w:val="single"/>
-          </w:rPr>
-          <w:t>16–17</w:t>
-        </w:r>
-      </w:hyperlink>
+      <w:r>
+        <w:rPr>
+          <w:lang w:val="hi_IN" w:bidi="hi_IN"/>
+        </w:rPr>
+        <w:t>16–17</w:t>
+      </w:r>
       <w:r>
         <w:rPr>
           <w:lang w:val="hi_IN" w:bidi="hi_IN"/>
         </w:rPr>
         <w:t xml:space="preserve">; </w:t>
       </w:r>
-      <w:hyperlink r:id="rId24">
-        <w:r>
-          <w:rPr>
-            <w:lang w:val="hi_IN" w:bidi="hi_IN"/>
-          </w:rPr>
-          <w:rPr>
-            <w:color w:val="0000EE"/>
-            <w:u w:val="single"/>
-          </w:rPr>
-          <w:t>2:9</w:t>
-        </w:r>
-      </w:hyperlink>
+      <w:r>
+        <w:rPr>
+          <w:lang w:val="hi_IN" w:bidi="hi_IN"/>
+        </w:rPr>
+        <w:t>2:9</w:t>
+      </w:r>
       <w:r>
         <w:rPr>
           <w:lang w:val="hi_IN" w:bidi="hi_IN"/>
@@ -488,54 +416,36 @@
         </w:rPr>
         <w:t xml:space="preserve">रोम की बन्दीगृह से लिखी गई यह पत्री पौलुस के जीवन की अन्तिम घटना के दौरान आया था (देखें </w:t>
       </w:r>
-      <w:hyperlink r:id="rId25">
-        <w:r>
-          <w:rPr>
-            <w:lang w:val="hi_IN" w:bidi="hi_IN"/>
-          </w:rPr>
-          <w:rPr>
-            <w:color w:val="0000EE"/>
-            <w:u w:val="single"/>
-          </w:rPr>
-          <w:t>4:6–18</w:t>
-        </w:r>
-      </w:hyperlink>
+      <w:r>
+        <w:rPr>
+          <w:lang w:val="hi_IN" w:bidi="hi_IN"/>
+        </w:rPr>
+        <w:t>4:6–18</w:t>
+      </w:r>
       <w:r>
         <w:rPr>
           <w:lang w:val="hi_IN" w:bidi="hi_IN"/>
         </w:rPr>
         <w:t>)। इसे तीमुथियुस को लिखा गया था, जो पौलुस के विश्वासयोग्य सहकर्मी और प्रतिनिधि थे। उस समय तीमुथियुस एशिया प्रदेश में थे, सम्भवतः इफिसुस में (</w:t>
       </w:r>
-      <w:hyperlink r:id="rId26">
-        <w:r>
-          <w:rPr>
-            <w:lang w:val="hi_IN" w:bidi="hi_IN"/>
-          </w:rPr>
-          <w:rPr>
-            <w:color w:val="0000EE"/>
-            <w:u w:val="single"/>
-          </w:rPr>
-          <w:t>4:13</w:t>
-        </w:r>
-      </w:hyperlink>
+      <w:r>
+        <w:rPr>
+          <w:lang w:val="hi_IN" w:bidi="hi_IN"/>
+        </w:rPr>
+        <w:t>4:13</w:t>
+      </w:r>
       <w:r>
         <w:rPr>
           <w:lang w:val="hi_IN" w:bidi="hi_IN"/>
         </w:rPr>
         <w:t xml:space="preserve">, </w:t>
       </w:r>
-      <w:hyperlink r:id="rId27">
-        <w:r>
-          <w:rPr>
-            <w:lang w:val="hi_IN" w:bidi="hi_IN"/>
-          </w:rPr>
-          <w:rPr>
-            <w:color w:val="0000EE"/>
-            <w:u w:val="single"/>
-          </w:rPr>
-          <w:t>19</w:t>
-        </w:r>
-      </w:hyperlink>
+      <w:r>
+        <w:rPr>
+          <w:lang w:val="hi_IN" w:bidi="hi_IN"/>
+        </w:rPr>
+        <w:t>19</w:t>
+      </w:r>
       <w:r>
         <w:rPr>
           <w:lang w:val="hi_IN" w:bidi="hi_IN"/>
@@ -567,54 +477,36 @@
         </w:rPr>
         <w:t>परम्परागत अभिवादन (</w:t>
       </w:r>
-      <w:hyperlink r:id="rId28">
-        <w:r>
-          <w:rPr>
-            <w:lang w:val="hi_IN" w:bidi="hi_IN"/>
-          </w:rPr>
-          <w:rPr>
-            <w:color w:val="0000EE"/>
-            <w:u w:val="single"/>
-          </w:rPr>
-          <w:t>1:1–2</w:t>
-        </w:r>
-      </w:hyperlink>
+      <w:r>
+        <w:rPr>
+          <w:lang w:val="hi_IN" w:bidi="hi_IN"/>
+        </w:rPr>
+        <w:t>1:1–2</w:t>
+      </w:r>
       <w:r>
         <w:rPr>
           <w:lang w:val="hi_IN" w:bidi="hi_IN"/>
         </w:rPr>
         <w:t>), धन्यवाद और प्रार्थना (</w:t>
       </w:r>
-      <w:hyperlink r:id="rId29">
-        <w:r>
-          <w:rPr>
-            <w:lang w:val="hi_IN" w:bidi="hi_IN"/>
-          </w:rPr>
-          <w:rPr>
-            <w:color w:val="0000EE"/>
-            <w:u w:val="single"/>
-          </w:rPr>
-          <w:t>1:3–4</w:t>
-        </w:r>
-      </w:hyperlink>
+      <w:r>
+        <w:rPr>
+          <w:lang w:val="hi_IN" w:bidi="hi_IN"/>
+        </w:rPr>
+        <w:t>1:3–4</w:t>
+      </w:r>
       <w:r>
         <w:rPr>
           <w:lang w:val="hi_IN" w:bidi="hi_IN"/>
         </w:rPr>
         <w:t>) के बाद, पौलुस तीमुथियुस को सुसमाचार के लिये उनके साथ दुःख उठाने का आदेश देते हैं (</w:t>
       </w:r>
-      <w:hyperlink r:id="rId30">
-        <w:r>
-          <w:rPr>
-            <w:lang w:val="hi_IN" w:bidi="hi_IN"/>
-          </w:rPr>
-          <w:rPr>
-            <w:color w:val="0000EE"/>
-            <w:u w:val="single"/>
-          </w:rPr>
-          <w:t>1:5–18</w:t>
-        </w:r>
-      </w:hyperlink>
+      <w:r>
+        <w:rPr>
+          <w:lang w:val="hi_IN" w:bidi="hi_IN"/>
+        </w:rPr>
+        <w:t>1:5–18</w:t>
+      </w:r>
       <w:r>
         <w:rPr>
           <w:lang w:val="hi_IN" w:bidi="hi_IN"/>
@@ -635,36 +527,24 @@
         </w:rPr>
         <w:t>इसके बाद, पौलुस पुनः तीमुथियुस को आदेश देते हैं (</w:t>
       </w:r>
-      <w:hyperlink r:id="rId31">
-        <w:r>
-          <w:rPr>
-            <w:lang w:val="hi_IN" w:bidi="hi_IN"/>
-          </w:rPr>
-          <w:rPr>
-            <w:color w:val="0000EE"/>
-            <w:u w:val="single"/>
-          </w:rPr>
-          <w:t>2:1–13</w:t>
-        </w:r>
-      </w:hyperlink>
+      <w:r>
+        <w:rPr>
+          <w:lang w:val="hi_IN" w:bidi="hi_IN"/>
+        </w:rPr>
+        <w:t>2:1–13</w:t>
+      </w:r>
       <w:r>
         <w:rPr>
           <w:lang w:val="hi_IN" w:bidi="hi_IN"/>
         </w:rPr>
         <w:t>) कि वे दृढ़ रहें और उनके साथ दुःख उठाए। एक बार फिर, तीमुथियुस की आज्ञाकारिता को सुसमाचार और पौलुस के उदाहरण पर विचार करने से प्रेरित होना चाहिए। फिर, पौलुस तीमुथियुस को झूठे शिक्षकों के बीच अपनी सेवकाई करने के विषय में निर्देश देते हैं (</w:t>
       </w:r>
-      <w:hyperlink r:id="rId32">
-        <w:r>
-          <w:rPr>
-            <w:lang w:val="hi_IN" w:bidi="hi_IN"/>
-          </w:rPr>
-          <w:rPr>
-            <w:color w:val="0000EE"/>
-            <w:u w:val="single"/>
-          </w:rPr>
-          <w:t>2:14–26</w:t>
-        </w:r>
-      </w:hyperlink>
+      <w:r>
+        <w:rPr>
+          <w:lang w:val="hi_IN" w:bidi="hi_IN"/>
+        </w:rPr>
+        <w:t>2:14–26</w:t>
+      </w:r>
       <w:r>
         <w:rPr>
           <w:lang w:val="hi_IN" w:bidi="hi_IN"/>
@@ -685,18 +565,12 @@
         </w:rPr>
         <w:t>फिर दृष्टिकोण विस्तृत होता है ताकि तीमुथियुस के काम को अन्तिम दिनों के सन्दर्भ में रखा जा सके (</w:t>
       </w:r>
-      <w:hyperlink r:id="rId33">
-        <w:r>
-          <w:rPr>
-            <w:lang w:val="hi_IN" w:bidi="hi_IN"/>
-          </w:rPr>
-          <w:rPr>
-            <w:color w:val="0000EE"/>
-            <w:u w:val="single"/>
-          </w:rPr>
-          <w:t>3:1–4:8</w:t>
-        </w:r>
-      </w:hyperlink>
+      <w:r>
+        <w:rPr>
+          <w:lang w:val="hi_IN" w:bidi="hi_IN"/>
+        </w:rPr>
+        <w:t>3:1–4:8</w:t>
+      </w:r>
       <w:r>
         <w:rPr>
           <w:lang w:val="hi_IN" w:bidi="hi_IN"/>
@@ -717,54 +591,36 @@
         </w:rPr>
         <w:t>पत्र एक दुहाई के साथ समाप्त होता है कि तीमुथियुस जल्द से जल्द रोम आएँ (</w:t>
       </w:r>
-      <w:hyperlink r:id="rId34">
-        <w:r>
-          <w:rPr>
-            <w:lang w:val="hi_IN" w:bidi="hi_IN"/>
-          </w:rPr>
-          <w:rPr>
-            <w:color w:val="0000EE"/>
-            <w:u w:val="single"/>
-          </w:rPr>
-          <w:t>4:9–18</w:t>
-        </w:r>
-      </w:hyperlink>
+      <w:r>
+        <w:rPr>
+          <w:lang w:val="hi_IN" w:bidi="hi_IN"/>
+        </w:rPr>
+        <w:t>4:9–18</w:t>
+      </w:r>
       <w:r>
         <w:rPr>
           <w:lang w:val="hi_IN" w:bidi="hi_IN"/>
         </w:rPr>
         <w:t>)। पौलुस अभिवादन, समाचार, और तीमुथियुस को जाड़े से पहले रोम की यात्रा करने के लिये अन्तिम आग्रह करते हैं (</w:t>
       </w:r>
-      <w:hyperlink r:id="rId35">
-        <w:r>
-          <w:rPr>
-            <w:lang w:val="hi_IN" w:bidi="hi_IN"/>
-          </w:rPr>
-          <w:rPr>
-            <w:color w:val="0000EE"/>
-            <w:u w:val="single"/>
-          </w:rPr>
-          <w:t>4:19–21</w:t>
-        </w:r>
-      </w:hyperlink>
+      <w:r>
+        <w:rPr>
+          <w:lang w:val="hi_IN" w:bidi="hi_IN"/>
+        </w:rPr>
+        <w:t>4:19–21</w:t>
+      </w:r>
       <w:r>
         <w:rPr>
           <w:lang w:val="hi_IN" w:bidi="hi_IN"/>
         </w:rPr>
         <w:t>)। फिर पौलुस एक आशीष के साथ समाप्त करते हैं (</w:t>
       </w:r>
-      <w:hyperlink r:id="rId36">
-        <w:r>
-          <w:rPr>
-            <w:lang w:val="hi_IN" w:bidi="hi_IN"/>
-          </w:rPr>
-          <w:rPr>
-            <w:color w:val="0000EE"/>
-            <w:u w:val="single"/>
-          </w:rPr>
-          <w:t>4:22</w:t>
-        </w:r>
-      </w:hyperlink>
+      <w:r>
+        <w:rPr>
+          <w:lang w:val="hi_IN" w:bidi="hi_IN"/>
+        </w:rPr>
+        <w:t>4:22</w:t>
+      </w:r>
       <w:r>
         <w:rPr>
           <w:lang w:val="hi_IN" w:bidi="hi_IN"/>
@@ -796,18 +652,12 @@
         </w:rPr>
         <w:t>सम्भव है कि 2 तीमुथियुस पौलुस की पहली कैद के दौरान रोम में लिखा गया हो (</w:t>
       </w:r>
-      <w:hyperlink r:id="rId37">
-        <w:r>
-          <w:rPr>
-            <w:lang w:val="hi_IN" w:bidi="hi_IN"/>
-          </w:rPr>
-          <w:rPr>
-            <w:color w:val="0000EE"/>
-            <w:u w:val="single"/>
-          </w:rPr>
-          <w:t>प्रेरि 28:1–31</w:t>
-        </w:r>
-      </w:hyperlink>
+      <w:r>
+        <w:rPr>
+          <w:lang w:val="hi_IN" w:bidi="hi_IN"/>
+        </w:rPr>
+        <w:t>प्रेरि 28:1–31</w:t>
+      </w:r>
       <w:r>
         <w:rPr>
           <w:lang w:val="hi_IN" w:bidi="hi_IN"/>
@@ -851,234 +701,156 @@
         </w:rPr>
         <w:t>हम पौलुस का दूसरा पकड़वाने के विवरण नहीं जानते। सम्भवतः सिकन्दर (</w:t>
       </w:r>
-      <w:hyperlink r:id="rId38">
-        <w:r>
-          <w:rPr>
-            <w:lang w:val="hi_IN" w:bidi="hi_IN"/>
-          </w:rPr>
-          <w:rPr>
-            <w:color w:val="0000EE"/>
-            <w:u w:val="single"/>
-          </w:rPr>
-          <w:t>4:14–15</w:t>
-        </w:r>
-      </w:hyperlink>
+      <w:r>
+        <w:rPr>
+          <w:lang w:val="hi_IN" w:bidi="hi_IN"/>
+        </w:rPr>
+        <w:t>4:14–15</w:t>
+      </w:r>
       <w:r>
         <w:rPr>
           <w:lang w:val="hi_IN" w:bidi="hi_IN"/>
         </w:rPr>
         <w:t>), एक विधर्मी जिसे पौलुस ने पहले अनुशासित किया था (</w:t>
       </w:r>
-      <w:hyperlink r:id="rId39">
-        <w:r>
-          <w:rPr>
-            <w:lang w:val="hi_IN" w:bidi="hi_IN"/>
-          </w:rPr>
-          <w:rPr>
-            <w:color w:val="0000EE"/>
-            <w:u w:val="single"/>
-          </w:rPr>
-          <w:t>1 तीमु 1:20</w:t>
-        </w:r>
-      </w:hyperlink>
+      <w:r>
+        <w:rPr>
+          <w:lang w:val="hi_IN" w:bidi="hi_IN"/>
+        </w:rPr>
+        <w:t>1 तीमु 1:20</w:t>
+      </w:r>
       <w:r>
         <w:rPr>
           <w:lang w:val="hi_IN" w:bidi="hi_IN"/>
         </w:rPr>
         <w:t xml:space="preserve">), का पकड़वाने में हाथ हो सकता था (देखें </w:t>
       </w:r>
-      <w:hyperlink r:id="rId40">
-        <w:r>
-          <w:rPr>
-            <w:lang w:val="hi_IN" w:bidi="hi_IN"/>
-          </w:rPr>
-          <w:rPr>
-            <w:color w:val="0000EE"/>
-            <w:u w:val="single"/>
-          </w:rPr>
-          <w:t>2 तीमु 4:16–18</w:t>
-        </w:r>
-      </w:hyperlink>
+      <w:r>
+        <w:rPr>
+          <w:lang w:val="hi_IN" w:bidi="hi_IN"/>
+        </w:rPr>
+        <w:t>2 तीमु 4:16–18</w:t>
+      </w:r>
       <w:r>
         <w:rPr>
           <w:lang w:val="hi_IN" w:bidi="hi_IN"/>
         </w:rPr>
         <w:t xml:space="preserve">)। यह एशिया के उपद्वीप (अनातोलिया प्रायद्वीप) में हुआ हो सकता है (देखें </w:t>
       </w:r>
-      <w:hyperlink r:id="rId41">
-        <w:r>
-          <w:rPr>
-            <w:lang w:val="hi_IN" w:bidi="hi_IN"/>
-          </w:rPr>
-          <w:rPr>
-            <w:color w:val="0000EE"/>
-            <w:u w:val="single"/>
-          </w:rPr>
-          <w:t>1:15</w:t>
-        </w:r>
-      </w:hyperlink>
+      <w:r>
+        <w:rPr>
+          <w:lang w:val="hi_IN" w:bidi="hi_IN"/>
+        </w:rPr>
+        <w:t>1:15</w:t>
+      </w:r>
       <w:r>
         <w:rPr>
           <w:lang w:val="hi_IN" w:bidi="hi_IN"/>
         </w:rPr>
         <w:t>); यदि ऐसा है, तो पौलुस के विधर्मी विरोधी—वे झूठे शिक्षक जिनका उल्लेख 1 तीमुथियुस और तीतुस में हुआ है—सिर्फ खोखली धमकियाँ नहीं दे रहे थे। वह संघर्ष जिसमें पौलुस और तीमुथियुस सम्मिलित थे (</w:t>
       </w:r>
-      <w:hyperlink r:id="rId42">
-        <w:r>
-          <w:rPr>
-            <w:lang w:val="hi_IN" w:bidi="hi_IN"/>
-          </w:rPr>
-          <w:rPr>
-            <w:color w:val="0000EE"/>
-            <w:u w:val="single"/>
-          </w:rPr>
-          <w:t>2 तीमु 2:3</w:t>
-        </w:r>
-      </w:hyperlink>
+      <w:r>
+        <w:rPr>
+          <w:lang w:val="hi_IN" w:bidi="hi_IN"/>
+        </w:rPr>
+        <w:t>2 तीमु 2:3</w:t>
+      </w:r>
       <w:r>
         <w:rPr>
           <w:lang w:val="hi_IN" w:bidi="hi_IN"/>
         </w:rPr>
         <w:t xml:space="preserve">; </w:t>
       </w:r>
-      <w:hyperlink r:id="rId43">
-        <w:r>
-          <w:rPr>
-            <w:lang w:val="hi_IN" w:bidi="hi_IN"/>
-          </w:rPr>
-          <w:rPr>
-            <w:color w:val="0000EE"/>
-            <w:u w:val="single"/>
-          </w:rPr>
-          <w:t>4:7</w:t>
-        </w:r>
-      </w:hyperlink>
+      <w:r>
+        <w:rPr>
+          <w:lang w:val="hi_IN" w:bidi="hi_IN"/>
+        </w:rPr>
+        <w:t>4:7</w:t>
+      </w:r>
       <w:r>
         <w:rPr>
           <w:lang w:val="hi_IN" w:bidi="hi_IN"/>
         </w:rPr>
         <w:t xml:space="preserve">; देखें भी </w:t>
       </w:r>
-      <w:hyperlink r:id="rId44">
-        <w:r>
-          <w:rPr>
-            <w:lang w:val="hi_IN" w:bidi="hi_IN"/>
-          </w:rPr>
-          <w:rPr>
-            <w:color w:val="0000EE"/>
-            <w:u w:val="single"/>
-          </w:rPr>
-          <w:t>1 तीमु 1:18</w:t>
-        </w:r>
-      </w:hyperlink>
+      <w:r>
+        <w:rPr>
+          <w:lang w:val="hi_IN" w:bidi="hi_IN"/>
+        </w:rPr>
+        <w:t>1 तीमु 1:18</w:t>
+      </w:r>
       <w:r>
         <w:rPr>
           <w:lang w:val="hi_IN" w:bidi="hi_IN"/>
         </w:rPr>
         <w:t xml:space="preserve">; </w:t>
       </w:r>
-      <w:hyperlink r:id="rId45">
-        <w:r>
-          <w:rPr>
-            <w:lang w:val="hi_IN" w:bidi="hi_IN"/>
-          </w:rPr>
-          <w:rPr>
-            <w:color w:val="0000EE"/>
-            <w:u w:val="single"/>
-          </w:rPr>
-          <w:t>6:12</w:t>
-        </w:r>
-      </w:hyperlink>
+      <w:r>
+        <w:rPr>
+          <w:lang w:val="hi_IN" w:bidi="hi_IN"/>
+        </w:rPr>
+        <w:t>6:12</w:t>
+      </w:r>
       <w:r>
         <w:rPr>
           <w:lang w:val="hi_IN" w:bidi="hi_IN"/>
         </w:rPr>
         <w:t>) केवल रूपक या आत्मिक नहीं था। नागरिक अधिकारियों के लिए प्रार्थना पर निर्देश (</w:t>
       </w:r>
-      <w:hyperlink r:id="rId46">
-        <w:r>
-          <w:rPr>
-            <w:lang w:val="hi_IN" w:bidi="hi_IN"/>
-          </w:rPr>
-          <w:rPr>
-            <w:color w:val="0000EE"/>
-            <w:u w:val="single"/>
-          </w:rPr>
-          <w:t>1 तीमु 2:1–7</w:t>
-        </w:r>
-      </w:hyperlink>
+      <w:r>
+        <w:rPr>
+          <w:lang w:val="hi_IN" w:bidi="hi_IN"/>
+        </w:rPr>
+        <w:t>1 तीमु 2:1–7</w:t>
+      </w:r>
       <w:r>
         <w:rPr>
           <w:lang w:val="hi_IN" w:bidi="hi_IN"/>
         </w:rPr>
         <w:t xml:space="preserve">; तुलना करें </w:t>
       </w:r>
-      <w:hyperlink r:id="rId47">
-        <w:r>
-          <w:rPr>
-            <w:lang w:val="hi_IN" w:bidi="hi_IN"/>
-          </w:rPr>
-          <w:rPr>
-            <w:color w:val="0000EE"/>
-            <w:u w:val="single"/>
-          </w:rPr>
-          <w:t>तीतु 3:1</w:t>
-        </w:r>
-      </w:hyperlink>
+      <w:r>
+        <w:rPr>
+          <w:lang w:val="hi_IN" w:bidi="hi_IN"/>
+        </w:rPr>
+        <w:t>तीतु 3:1</w:t>
+      </w:r>
       <w:r>
         <w:rPr>
           <w:lang w:val="hi_IN" w:bidi="hi_IN"/>
         </w:rPr>
         <w:t>) उन व्यापक समस्याओं से सम्बन्धित हो सकते हैं, जो झूठे शिक्षकों के कारण कलीसियाओं के लिये उत्पन्न हुई थीं और जिनके परिणामस्वरूप पौलुस की अन्तिम पकड़ और सुसमाचार के लिये उन्हें मृत्युदण्ड दिया गया। झूठे शिक्षक अभी भी सक्रिय थे (</w:t>
       </w:r>
-      <w:hyperlink r:id="rId48">
-        <w:r>
-          <w:rPr>
-            <w:lang w:val="hi_IN" w:bidi="hi_IN"/>
-          </w:rPr>
-          <w:rPr>
-            <w:color w:val="0000EE"/>
-            <w:u w:val="single"/>
-          </w:rPr>
-          <w:t>2 तीमु 2:14–3:9</w:t>
-        </w:r>
-      </w:hyperlink>
+      <w:r>
+        <w:rPr>
+          <w:lang w:val="hi_IN" w:bidi="hi_IN"/>
+        </w:rPr>
+        <w:t>2 तीमु 2:14–3:9</w:t>
+      </w:r>
       <w:r>
         <w:rPr>
           <w:lang w:val="hi_IN" w:bidi="hi_IN"/>
         </w:rPr>
         <w:t xml:space="preserve">; </w:t>
       </w:r>
-      <w:hyperlink r:id="rId38">
-        <w:r>
-          <w:rPr>
-            <w:lang w:val="hi_IN" w:bidi="hi_IN"/>
-          </w:rPr>
-          <w:rPr>
-            <w:color w:val="0000EE"/>
-            <w:u w:val="single"/>
-          </w:rPr>
-          <w:t>4:14–15</w:t>
-        </w:r>
-      </w:hyperlink>
+      <w:r>
+        <w:rPr>
+          <w:lang w:val="hi_IN" w:bidi="hi_IN"/>
+        </w:rPr>
+        <w:t>4:14–15</w:t>
+      </w:r>
       <w:r>
         <w:rPr>
           <w:lang w:val="hi_IN" w:bidi="hi_IN"/>
         </w:rPr>
         <w:t>)। पौलुस ने अपनी सेवकाई को पूरा होता हुआ माना और यह जानते थे कि उनकी मृत्यु निकट है (</w:t>
       </w:r>
-      <w:hyperlink r:id="rId49">
-        <w:r>
-          <w:rPr>
-            <w:lang w:val="hi_IN" w:bidi="hi_IN"/>
-          </w:rPr>
-          <w:rPr>
-            <w:color w:val="0000EE"/>
-            <w:u w:val="single"/>
-          </w:rPr>
-          <w:t>4:6–8</w:t>
-        </w:r>
-      </w:hyperlink>
+      <w:r>
+        <w:rPr>
+          <w:lang w:val="hi_IN" w:bidi="hi_IN"/>
+        </w:rPr>
+        <w:t>4:6–8</w:t>
+      </w:r>
       <w:r>
         <w:rPr>
           <w:lang w:val="hi_IN" w:bidi="hi_IN"/>
@@ -1110,18 +882,12 @@
         </w:rPr>
         <w:t>प्रेरित पौलुस ने न केवल यीशु मसीह की मृत्यु और पुनरुत्थान के सुसमाचार का प्रचार किया; उन्होंने इसे व्यक्तिगत रूप से जिया था। सुसमाचार एक ऐसे जीवन को उत्पन्न करता है जो क्रूस उठाकर यीशु के पुनरुत्थान की जीवन-दायक सामर्थ्य का अनुसरण करता है। पौलुस ने अपने जीवन को मसीह के समान बनाया था, और अब उनकी मृत्यु निकट थी। परमेश्वर का काम मसीह आगमन तक पूरा होता रहेगा (</w:t>
       </w:r>
-      <w:hyperlink r:id="rId50">
-        <w:r>
-          <w:rPr>
-            <w:lang w:val="hi_IN" w:bidi="hi_IN"/>
-          </w:rPr>
-          <w:rPr>
-            <w:color w:val="0000EE"/>
-            <w:u w:val="single"/>
-          </w:rPr>
-          <w:t>1:12</w:t>
-        </w:r>
-      </w:hyperlink>
+      <w:r>
+        <w:rPr>
+          <w:lang w:val="hi_IN" w:bidi="hi_IN"/>
+        </w:rPr>
+        <w:t>1:12</w:t>
+      </w:r>
       <w:r>
         <w:rPr>
           <w:lang w:val="hi_IN" w:bidi="hi_IN"/>
